--- a/lab4/IntroToCompVis_lab4AiymKair.docx
+++ b/lab4/IntroToCompVis_lab4AiymKair.docx
@@ -16,7 +16,7 @@
           <w:noProof/>
         </w:rPr>
         <w:drawing>
-          <wp:inline distT="0" distB="0" distL="0" distR="0" wp14:anchorId="62F39A5C" wp14:editId="3008FCB2">
+          <wp:inline distT="0" distB="0" distL="0" distR="0" wp14:anchorId="62F39A5C" wp14:editId="742A6E93">
             <wp:extent cx="5940425" cy="1668780"/>
             <wp:effectExtent l="0" t="0" r="3175" b="7620"/>
             <wp:docPr id="1" name="Рисунок 1" descr="Изображение выглядит как текст, Шрифт, снимок экрана, число  Автоматически созданное описание"/>
@@ -573,72 +573,48 @@
           <w:lang w:eastAsia="ru-RU"/>
         </w:rPr>
         <w:tab/>
-      </w:r>
-      <w:r>
+        <w:t>3.2 Procedure</w:t>
+      </w:r>
+    </w:p>
+    <w:p>
+      <w:pPr>
+        <w:spacing w:after="0" w:line="240" w:lineRule="auto"/>
         <w:rPr>
           <w:rFonts w:ascii="Times New Roman" w:eastAsia="Times New Roman" w:hAnsi="Times New Roman" w:cs="Times New Roman"/>
           <w:sz w:val="24"/>
           <w:szCs w:val="24"/>
           <w:lang w:eastAsia="ru-RU"/>
         </w:rPr>
-        <w:t>3.2 Procedure</w:t>
-      </w:r>
-    </w:p>
-    <w:p>
-      <w:pPr>
-        <w:spacing w:after="0" w:line="240" w:lineRule="auto"/>
+      </w:pPr>
+      <w:r>
         <w:rPr>
           <w:rFonts w:ascii="Times New Roman" w:eastAsia="Times New Roman" w:hAnsi="Times New Roman" w:cs="Times New Roman"/>
           <w:sz w:val="24"/>
           <w:szCs w:val="24"/>
           <w:lang w:eastAsia="ru-RU"/>
         </w:rPr>
-      </w:pPr>
-      <w:r>
+        <w:tab/>
+        <w:t>3.3 Results</w:t>
+      </w:r>
+    </w:p>
+    <w:p>
+      <w:pPr>
+        <w:spacing w:after="0" w:line="240" w:lineRule="auto"/>
         <w:rPr>
           <w:rFonts w:ascii="Times New Roman" w:eastAsia="Times New Roman" w:hAnsi="Times New Roman" w:cs="Times New Roman"/>
           <w:sz w:val="24"/>
           <w:szCs w:val="24"/>
           <w:lang w:eastAsia="ru-RU"/>
         </w:rPr>
+      </w:pPr>
+      <w:r>
+        <w:rPr>
+          <w:rFonts w:ascii="Times New Roman" w:eastAsia="Times New Roman" w:hAnsi="Times New Roman" w:cs="Times New Roman"/>
+          <w:sz w:val="24"/>
+          <w:szCs w:val="24"/>
+          <w:lang w:eastAsia="ru-RU"/>
+        </w:rPr>
         <w:tab/>
-      </w:r>
-      <w:r>
-        <w:rPr>
-          <w:rFonts w:ascii="Times New Roman" w:eastAsia="Times New Roman" w:hAnsi="Times New Roman" w:cs="Times New Roman"/>
-          <w:sz w:val="24"/>
-          <w:szCs w:val="24"/>
-          <w:lang w:eastAsia="ru-RU"/>
-        </w:rPr>
-        <w:t>3.3 Results</w:t>
-      </w:r>
-    </w:p>
-    <w:p>
-      <w:pPr>
-        <w:spacing w:after="0" w:line="240" w:lineRule="auto"/>
-        <w:rPr>
-          <w:rFonts w:ascii="Times New Roman" w:eastAsia="Times New Roman" w:hAnsi="Times New Roman" w:cs="Times New Roman"/>
-          <w:sz w:val="24"/>
-          <w:szCs w:val="24"/>
-          <w:lang w:eastAsia="ru-RU"/>
-        </w:rPr>
-      </w:pPr>
-      <w:r>
-        <w:rPr>
-          <w:rFonts w:ascii="Times New Roman" w:eastAsia="Times New Roman" w:hAnsi="Times New Roman" w:cs="Times New Roman"/>
-          <w:sz w:val="24"/>
-          <w:szCs w:val="24"/>
-          <w:lang w:eastAsia="ru-RU"/>
-        </w:rPr>
-        <w:tab/>
-      </w:r>
-      <w:r>
-        <w:rPr>
-          <w:rFonts w:ascii="Times New Roman" w:eastAsia="Times New Roman" w:hAnsi="Times New Roman" w:cs="Times New Roman"/>
-          <w:sz w:val="24"/>
-          <w:szCs w:val="24"/>
-          <w:lang w:eastAsia="ru-RU"/>
-        </w:rPr>
         <w:t>3.4 Explanation</w:t>
       </w:r>
     </w:p>
@@ -726,72 +702,48 @@
           <w:lang w:eastAsia="ru-RU"/>
         </w:rPr>
         <w:tab/>
-      </w:r>
-      <w:r>
+        <w:t>4.2 Procedure</w:t>
+      </w:r>
+    </w:p>
+    <w:p>
+      <w:pPr>
+        <w:spacing w:after="0" w:line="240" w:lineRule="auto"/>
         <w:rPr>
           <w:rFonts w:ascii="Times New Roman" w:eastAsia="Times New Roman" w:hAnsi="Times New Roman" w:cs="Times New Roman"/>
           <w:sz w:val="24"/>
           <w:szCs w:val="24"/>
           <w:lang w:eastAsia="ru-RU"/>
         </w:rPr>
-        <w:t>4.2 Procedure</w:t>
-      </w:r>
-    </w:p>
-    <w:p>
-      <w:pPr>
-        <w:spacing w:after="0" w:line="240" w:lineRule="auto"/>
+      </w:pPr>
+      <w:r>
         <w:rPr>
           <w:rFonts w:ascii="Times New Roman" w:eastAsia="Times New Roman" w:hAnsi="Times New Roman" w:cs="Times New Roman"/>
           <w:sz w:val="24"/>
           <w:szCs w:val="24"/>
           <w:lang w:eastAsia="ru-RU"/>
         </w:rPr>
-      </w:pPr>
-      <w:r>
+        <w:tab/>
+        <w:t>4.3 Results</w:t>
+      </w:r>
+    </w:p>
+    <w:p>
+      <w:pPr>
+        <w:spacing w:after="0" w:line="240" w:lineRule="auto"/>
         <w:rPr>
           <w:rFonts w:ascii="Times New Roman" w:eastAsia="Times New Roman" w:hAnsi="Times New Roman" w:cs="Times New Roman"/>
           <w:sz w:val="24"/>
           <w:szCs w:val="24"/>
           <w:lang w:eastAsia="ru-RU"/>
         </w:rPr>
+      </w:pPr>
+      <w:r>
+        <w:rPr>
+          <w:rFonts w:ascii="Times New Roman" w:eastAsia="Times New Roman" w:hAnsi="Times New Roman" w:cs="Times New Roman"/>
+          <w:sz w:val="24"/>
+          <w:szCs w:val="24"/>
+          <w:lang w:eastAsia="ru-RU"/>
+        </w:rPr>
         <w:tab/>
-      </w:r>
-      <w:r>
-        <w:rPr>
-          <w:rFonts w:ascii="Times New Roman" w:eastAsia="Times New Roman" w:hAnsi="Times New Roman" w:cs="Times New Roman"/>
-          <w:sz w:val="24"/>
-          <w:szCs w:val="24"/>
-          <w:lang w:eastAsia="ru-RU"/>
-        </w:rPr>
-        <w:t>4.3 Results</w:t>
-      </w:r>
-    </w:p>
-    <w:p>
-      <w:pPr>
-        <w:spacing w:after="0" w:line="240" w:lineRule="auto"/>
-        <w:rPr>
-          <w:rFonts w:ascii="Times New Roman" w:eastAsia="Times New Roman" w:hAnsi="Times New Roman" w:cs="Times New Roman"/>
-          <w:sz w:val="24"/>
-          <w:szCs w:val="24"/>
-          <w:lang w:eastAsia="ru-RU"/>
-        </w:rPr>
-      </w:pPr>
-      <w:r>
-        <w:rPr>
-          <w:rFonts w:ascii="Times New Roman" w:eastAsia="Times New Roman" w:hAnsi="Times New Roman" w:cs="Times New Roman"/>
-          <w:sz w:val="24"/>
-          <w:szCs w:val="24"/>
-          <w:lang w:eastAsia="ru-RU"/>
-        </w:rPr>
-        <w:tab/>
-      </w:r>
-      <w:r>
-        <w:rPr>
-          <w:rFonts w:ascii="Times New Roman" w:eastAsia="Times New Roman" w:hAnsi="Times New Roman" w:cs="Times New Roman"/>
-          <w:sz w:val="24"/>
-          <w:szCs w:val="24"/>
-          <w:lang w:eastAsia="ru-RU"/>
-        </w:rPr>
         <w:t>4.4 Explanation</w:t>
       </w:r>
     </w:p>
@@ -879,72 +831,48 @@
           <w:lang w:eastAsia="ru-RU"/>
         </w:rPr>
         <w:tab/>
-      </w:r>
-      <w:r>
+        <w:t>5.2 Procedure</w:t>
+      </w:r>
+    </w:p>
+    <w:p>
+      <w:pPr>
+        <w:spacing w:after="0" w:line="240" w:lineRule="auto"/>
         <w:rPr>
           <w:rFonts w:ascii="Times New Roman" w:eastAsia="Times New Roman" w:hAnsi="Times New Roman" w:cs="Times New Roman"/>
           <w:sz w:val="24"/>
           <w:szCs w:val="24"/>
           <w:lang w:eastAsia="ru-RU"/>
         </w:rPr>
-        <w:t>5.2 Procedure</w:t>
-      </w:r>
-    </w:p>
-    <w:p>
-      <w:pPr>
-        <w:spacing w:after="0" w:line="240" w:lineRule="auto"/>
+      </w:pPr>
+      <w:r>
         <w:rPr>
           <w:rFonts w:ascii="Times New Roman" w:eastAsia="Times New Roman" w:hAnsi="Times New Roman" w:cs="Times New Roman"/>
           <w:sz w:val="24"/>
           <w:szCs w:val="24"/>
           <w:lang w:eastAsia="ru-RU"/>
         </w:rPr>
-      </w:pPr>
-      <w:r>
+        <w:tab/>
+        <w:t>5.3 Results</w:t>
+      </w:r>
+    </w:p>
+    <w:p>
+      <w:pPr>
+        <w:spacing w:after="0" w:line="240" w:lineRule="auto"/>
         <w:rPr>
           <w:rFonts w:ascii="Times New Roman" w:eastAsia="Times New Roman" w:hAnsi="Times New Roman" w:cs="Times New Roman"/>
           <w:sz w:val="24"/>
           <w:szCs w:val="24"/>
           <w:lang w:eastAsia="ru-RU"/>
         </w:rPr>
+      </w:pPr>
+      <w:r>
+        <w:rPr>
+          <w:rFonts w:ascii="Times New Roman" w:eastAsia="Times New Roman" w:hAnsi="Times New Roman" w:cs="Times New Roman"/>
+          <w:sz w:val="24"/>
+          <w:szCs w:val="24"/>
+          <w:lang w:eastAsia="ru-RU"/>
+        </w:rPr>
         <w:tab/>
-      </w:r>
-      <w:r>
-        <w:rPr>
-          <w:rFonts w:ascii="Times New Roman" w:eastAsia="Times New Roman" w:hAnsi="Times New Roman" w:cs="Times New Roman"/>
-          <w:sz w:val="24"/>
-          <w:szCs w:val="24"/>
-          <w:lang w:eastAsia="ru-RU"/>
-        </w:rPr>
-        <w:t>5.3 Results</w:t>
-      </w:r>
-    </w:p>
-    <w:p>
-      <w:pPr>
-        <w:spacing w:after="0" w:line="240" w:lineRule="auto"/>
-        <w:rPr>
-          <w:rFonts w:ascii="Times New Roman" w:eastAsia="Times New Roman" w:hAnsi="Times New Roman" w:cs="Times New Roman"/>
-          <w:sz w:val="24"/>
-          <w:szCs w:val="24"/>
-          <w:lang w:eastAsia="ru-RU"/>
-        </w:rPr>
-      </w:pPr>
-      <w:r>
-        <w:rPr>
-          <w:rFonts w:ascii="Times New Roman" w:eastAsia="Times New Roman" w:hAnsi="Times New Roman" w:cs="Times New Roman"/>
-          <w:sz w:val="24"/>
-          <w:szCs w:val="24"/>
-          <w:lang w:eastAsia="ru-RU"/>
-        </w:rPr>
-        <w:tab/>
-      </w:r>
-      <w:r>
-        <w:rPr>
-          <w:rFonts w:ascii="Times New Roman" w:eastAsia="Times New Roman" w:hAnsi="Times New Roman" w:cs="Times New Roman"/>
-          <w:sz w:val="24"/>
-          <w:szCs w:val="24"/>
-          <w:lang w:eastAsia="ru-RU"/>
-        </w:rPr>
         <w:t>5.4 Explanation</w:t>
       </w:r>
     </w:p>
@@ -969,8 +897,19 @@
           <w:szCs w:val="24"/>
           <w:lang w:eastAsia="ru-RU"/>
         </w:rPr>
-        <w:t>6.</w:t>
-      </w:r>
+        <w:t>6.Fine‑Tuning</w:t>
+      </w:r>
+    </w:p>
+    <w:p>
+      <w:pPr>
+        <w:spacing w:after="0" w:line="240" w:lineRule="auto"/>
+        <w:rPr>
+          <w:rFonts w:ascii="Times New Roman" w:eastAsia="Times New Roman" w:hAnsi="Times New Roman" w:cs="Times New Roman"/>
+          <w:sz w:val="24"/>
+          <w:szCs w:val="24"/>
+          <w:lang w:eastAsia="ru-RU"/>
+        </w:rPr>
+      </w:pPr>
       <w:r>
         <w:rPr>
           <w:rFonts w:ascii="Times New Roman" w:eastAsia="Times New Roman" w:hAnsi="Times New Roman" w:cs="Times New Roman"/>
@@ -980,20 +919,84 @@
           <w:szCs w:val="24"/>
           <w:lang w:eastAsia="ru-RU"/>
         </w:rPr>
-        <w:t>Fine‑Tuning</w:t>
-      </w:r>
-    </w:p>
-    <w:p>
-      <w:pPr>
-        <w:spacing w:after="0" w:line="240" w:lineRule="auto"/>
+        <w:tab/>
+      </w:r>
+      <w:r>
         <w:rPr>
           <w:rFonts w:ascii="Times New Roman" w:eastAsia="Times New Roman" w:hAnsi="Times New Roman" w:cs="Times New Roman"/>
           <w:sz w:val="24"/>
           <w:szCs w:val="24"/>
           <w:lang w:eastAsia="ru-RU"/>
         </w:rPr>
-      </w:pPr>
-      <w:r>
+        <w:t>6.1 Objective</w:t>
+      </w:r>
+    </w:p>
+    <w:p>
+      <w:pPr>
+        <w:spacing w:after="0" w:line="240" w:lineRule="auto"/>
+        <w:rPr>
+          <w:rFonts w:ascii="Times New Roman" w:eastAsia="Times New Roman" w:hAnsi="Times New Roman" w:cs="Times New Roman"/>
+          <w:sz w:val="24"/>
+          <w:szCs w:val="24"/>
+          <w:lang w:eastAsia="ru-RU"/>
+        </w:rPr>
+      </w:pPr>
+      <w:r>
+        <w:rPr>
+          <w:rFonts w:ascii="Times New Roman" w:eastAsia="Times New Roman" w:hAnsi="Times New Roman" w:cs="Times New Roman"/>
+          <w:sz w:val="24"/>
+          <w:szCs w:val="24"/>
+          <w:lang w:eastAsia="ru-RU"/>
+        </w:rPr>
+        <w:tab/>
+        <w:t>6.2 Procedure</w:t>
+      </w:r>
+    </w:p>
+    <w:p>
+      <w:pPr>
+        <w:spacing w:after="0" w:line="240" w:lineRule="auto"/>
+        <w:rPr>
+          <w:rFonts w:ascii="Times New Roman" w:eastAsia="Times New Roman" w:hAnsi="Times New Roman" w:cs="Times New Roman"/>
+          <w:sz w:val="24"/>
+          <w:szCs w:val="24"/>
+          <w:lang w:eastAsia="ru-RU"/>
+        </w:rPr>
+      </w:pPr>
+      <w:r>
+        <w:rPr>
+          <w:rFonts w:ascii="Times New Roman" w:eastAsia="Times New Roman" w:hAnsi="Times New Roman" w:cs="Times New Roman"/>
+          <w:sz w:val="24"/>
+          <w:szCs w:val="24"/>
+          <w:lang w:eastAsia="ru-RU"/>
+        </w:rPr>
+        <w:tab/>
+        <w:t>6.3 Results</w:t>
+      </w:r>
+    </w:p>
+    <w:p>
+      <w:pPr>
+        <w:spacing w:after="0" w:line="240" w:lineRule="auto"/>
+        <w:rPr>
+          <w:rFonts w:ascii="Times New Roman" w:eastAsia="Times New Roman" w:hAnsi="Times New Roman" w:cs="Times New Roman"/>
+          <w:sz w:val="24"/>
+          <w:szCs w:val="24"/>
+          <w:lang w:eastAsia="ru-RU"/>
+        </w:rPr>
+      </w:pPr>
+      <w:r>
+        <w:rPr>
+          <w:rFonts w:ascii="Times New Roman" w:eastAsia="Times New Roman" w:hAnsi="Times New Roman" w:cs="Times New Roman"/>
+          <w:sz w:val="24"/>
+          <w:szCs w:val="24"/>
+          <w:lang w:eastAsia="ru-RU"/>
+        </w:rPr>
+        <w:tab/>
+        <w:t>6.4 Explanation</w:t>
+      </w:r>
+    </w:p>
+    <w:p>
+      <w:pPr>
+        <w:spacing w:after="0" w:line="240" w:lineRule="auto"/>
         <w:rPr>
           <w:rFonts w:ascii="Times New Roman" w:eastAsia="Times New Roman" w:hAnsi="Times New Roman" w:cs="Times New Roman"/>
           <w:b/>
@@ -1002,108 +1005,8 @@
           <w:szCs w:val="24"/>
           <w:lang w:eastAsia="ru-RU"/>
         </w:rPr>
-        <w:tab/>
-      </w:r>
-      <w:r>
-        <w:rPr>
-          <w:rFonts w:ascii="Times New Roman" w:eastAsia="Times New Roman" w:hAnsi="Times New Roman" w:cs="Times New Roman"/>
-          <w:sz w:val="24"/>
-          <w:szCs w:val="24"/>
-          <w:lang w:eastAsia="ru-RU"/>
-        </w:rPr>
-        <w:t>6.1 Objective</w:t>
-      </w:r>
-    </w:p>
-    <w:p>
-      <w:pPr>
-        <w:spacing w:after="0" w:line="240" w:lineRule="auto"/>
-        <w:rPr>
-          <w:rFonts w:ascii="Times New Roman" w:eastAsia="Times New Roman" w:hAnsi="Times New Roman" w:cs="Times New Roman"/>
-          <w:sz w:val="24"/>
-          <w:szCs w:val="24"/>
-          <w:lang w:eastAsia="ru-RU"/>
-        </w:rPr>
-      </w:pPr>
-      <w:r>
-        <w:rPr>
-          <w:rFonts w:ascii="Times New Roman" w:eastAsia="Times New Roman" w:hAnsi="Times New Roman" w:cs="Times New Roman"/>
-          <w:sz w:val="24"/>
-          <w:szCs w:val="24"/>
-          <w:lang w:eastAsia="ru-RU"/>
-        </w:rPr>
-        <w:tab/>
-      </w:r>
-      <w:r>
-        <w:rPr>
-          <w:rFonts w:ascii="Times New Roman" w:eastAsia="Times New Roman" w:hAnsi="Times New Roman" w:cs="Times New Roman"/>
-          <w:sz w:val="24"/>
-          <w:szCs w:val="24"/>
-          <w:lang w:eastAsia="ru-RU"/>
-        </w:rPr>
-        <w:t>6.2 Procedure</w:t>
-      </w:r>
-    </w:p>
-    <w:p>
-      <w:pPr>
-        <w:spacing w:after="0" w:line="240" w:lineRule="auto"/>
-        <w:rPr>
-          <w:rFonts w:ascii="Times New Roman" w:eastAsia="Times New Roman" w:hAnsi="Times New Roman" w:cs="Times New Roman"/>
-          <w:sz w:val="24"/>
-          <w:szCs w:val="24"/>
-          <w:lang w:eastAsia="ru-RU"/>
-        </w:rPr>
-      </w:pPr>
-      <w:r>
-        <w:rPr>
-          <w:rFonts w:ascii="Times New Roman" w:eastAsia="Times New Roman" w:hAnsi="Times New Roman" w:cs="Times New Roman"/>
-          <w:sz w:val="24"/>
-          <w:szCs w:val="24"/>
-          <w:lang w:eastAsia="ru-RU"/>
-        </w:rPr>
-        <w:tab/>
-      </w:r>
-      <w:r>
-        <w:rPr>
-          <w:rFonts w:ascii="Times New Roman" w:eastAsia="Times New Roman" w:hAnsi="Times New Roman" w:cs="Times New Roman"/>
-          <w:sz w:val="24"/>
-          <w:szCs w:val="24"/>
-          <w:lang w:eastAsia="ru-RU"/>
-        </w:rPr>
-        <w:t>6.3 Results</w:t>
-      </w:r>
-    </w:p>
-    <w:p>
-      <w:pPr>
-        <w:spacing w:after="0" w:line="240" w:lineRule="auto"/>
-        <w:rPr>
-          <w:rFonts w:ascii="Times New Roman" w:eastAsia="Times New Roman" w:hAnsi="Times New Roman" w:cs="Times New Roman"/>
-          <w:sz w:val="24"/>
-          <w:szCs w:val="24"/>
-          <w:lang w:eastAsia="ru-RU"/>
-        </w:rPr>
-      </w:pPr>
-      <w:r>
-        <w:rPr>
-          <w:rFonts w:ascii="Times New Roman" w:eastAsia="Times New Roman" w:hAnsi="Times New Roman" w:cs="Times New Roman"/>
-          <w:sz w:val="24"/>
-          <w:szCs w:val="24"/>
-          <w:lang w:eastAsia="ru-RU"/>
-        </w:rPr>
-        <w:tab/>
-      </w:r>
-      <w:r>
-        <w:rPr>
-          <w:rFonts w:ascii="Times New Roman" w:eastAsia="Times New Roman" w:hAnsi="Times New Roman" w:cs="Times New Roman"/>
-          <w:sz w:val="24"/>
-          <w:szCs w:val="24"/>
-          <w:lang w:eastAsia="ru-RU"/>
-        </w:rPr>
-        <w:t>6.4 Explanation</w:t>
-      </w:r>
-    </w:p>
-    <w:p>
-      <w:pPr>
-        <w:spacing w:after="0" w:line="240" w:lineRule="auto"/>
+      </w:pPr>
+      <w:r>
         <w:rPr>
           <w:rFonts w:ascii="Times New Roman" w:eastAsia="Times New Roman" w:hAnsi="Times New Roman" w:cs="Times New Roman"/>
           <w:b/>
@@ -1112,7 +1015,8 @@
           <w:szCs w:val="24"/>
           <w:lang w:eastAsia="ru-RU"/>
         </w:rPr>
-      </w:pPr>
+        <w:t>7.</w:t>
+      </w:r>
       <w:r>
         <w:rPr>
           <w:rFonts w:ascii="Times New Roman" w:eastAsia="Times New Roman" w:hAnsi="Times New Roman" w:cs="Times New Roman"/>
@@ -1122,8 +1026,19 @@
           <w:szCs w:val="24"/>
           <w:lang w:eastAsia="ru-RU"/>
         </w:rPr>
-        <w:t>7.</w:t>
-      </w:r>
+        <w:t>Metrics Based Evaluation</w:t>
+      </w:r>
+    </w:p>
+    <w:p>
+      <w:pPr>
+        <w:spacing w:after="0" w:line="240" w:lineRule="auto"/>
+        <w:rPr>
+          <w:rFonts w:ascii="Times New Roman" w:eastAsia="Times New Roman" w:hAnsi="Times New Roman" w:cs="Times New Roman"/>
+          <w:sz w:val="24"/>
+          <w:szCs w:val="24"/>
+          <w:lang w:eastAsia="ru-RU"/>
+        </w:rPr>
+      </w:pPr>
       <w:r>
         <w:rPr>
           <w:rFonts w:ascii="Times New Roman" w:eastAsia="Times New Roman" w:hAnsi="Times New Roman" w:cs="Times New Roman"/>
@@ -1133,20 +1048,84 @@
           <w:szCs w:val="24"/>
           <w:lang w:eastAsia="ru-RU"/>
         </w:rPr>
-        <w:t>Metrics Based Evaluation</w:t>
-      </w:r>
-    </w:p>
-    <w:p>
-      <w:pPr>
-        <w:spacing w:after="0" w:line="240" w:lineRule="auto"/>
+        <w:tab/>
+      </w:r>
+      <w:r>
         <w:rPr>
           <w:rFonts w:ascii="Times New Roman" w:eastAsia="Times New Roman" w:hAnsi="Times New Roman" w:cs="Times New Roman"/>
           <w:sz w:val="24"/>
           <w:szCs w:val="24"/>
           <w:lang w:eastAsia="ru-RU"/>
         </w:rPr>
-      </w:pPr>
-      <w:r>
+        <w:t>7.1 Objective</w:t>
+      </w:r>
+    </w:p>
+    <w:p>
+      <w:pPr>
+        <w:spacing w:after="0" w:line="240" w:lineRule="auto"/>
+        <w:rPr>
+          <w:rFonts w:ascii="Times New Roman" w:eastAsia="Times New Roman" w:hAnsi="Times New Roman" w:cs="Times New Roman"/>
+          <w:sz w:val="24"/>
+          <w:szCs w:val="24"/>
+          <w:lang w:eastAsia="ru-RU"/>
+        </w:rPr>
+      </w:pPr>
+      <w:r>
+        <w:rPr>
+          <w:rFonts w:ascii="Times New Roman" w:eastAsia="Times New Roman" w:hAnsi="Times New Roman" w:cs="Times New Roman"/>
+          <w:sz w:val="24"/>
+          <w:szCs w:val="24"/>
+          <w:lang w:eastAsia="ru-RU"/>
+        </w:rPr>
+        <w:tab/>
+        <w:t>7.2 Procedure</w:t>
+      </w:r>
+    </w:p>
+    <w:p>
+      <w:pPr>
+        <w:spacing w:after="0" w:line="240" w:lineRule="auto"/>
+        <w:rPr>
+          <w:rFonts w:ascii="Times New Roman" w:eastAsia="Times New Roman" w:hAnsi="Times New Roman" w:cs="Times New Roman"/>
+          <w:sz w:val="24"/>
+          <w:szCs w:val="24"/>
+          <w:lang w:eastAsia="ru-RU"/>
+        </w:rPr>
+      </w:pPr>
+      <w:r>
+        <w:rPr>
+          <w:rFonts w:ascii="Times New Roman" w:eastAsia="Times New Roman" w:hAnsi="Times New Roman" w:cs="Times New Roman"/>
+          <w:sz w:val="24"/>
+          <w:szCs w:val="24"/>
+          <w:lang w:eastAsia="ru-RU"/>
+        </w:rPr>
+        <w:tab/>
+        <w:t>7.3 Results</w:t>
+      </w:r>
+    </w:p>
+    <w:p>
+      <w:pPr>
+        <w:spacing w:after="0" w:line="240" w:lineRule="auto"/>
+        <w:rPr>
+          <w:rFonts w:ascii="Times New Roman" w:eastAsia="Times New Roman" w:hAnsi="Times New Roman" w:cs="Times New Roman"/>
+          <w:sz w:val="24"/>
+          <w:szCs w:val="24"/>
+          <w:lang w:eastAsia="ru-RU"/>
+        </w:rPr>
+      </w:pPr>
+      <w:r>
+        <w:rPr>
+          <w:rFonts w:ascii="Times New Roman" w:eastAsia="Times New Roman" w:hAnsi="Times New Roman" w:cs="Times New Roman"/>
+          <w:sz w:val="24"/>
+          <w:szCs w:val="24"/>
+          <w:lang w:eastAsia="ru-RU"/>
+        </w:rPr>
+        <w:tab/>
+        <w:t>7.4 Explanation</w:t>
+      </w:r>
+    </w:p>
+    <w:p>
+      <w:pPr>
+        <w:spacing w:after="0" w:line="240" w:lineRule="auto"/>
         <w:rPr>
           <w:rFonts w:ascii="Times New Roman" w:eastAsia="Times New Roman" w:hAnsi="Times New Roman" w:cs="Times New Roman"/>
           <w:b/>
@@ -1155,108 +1134,8 @@
           <w:szCs w:val="24"/>
           <w:lang w:eastAsia="ru-RU"/>
         </w:rPr>
-        <w:tab/>
-      </w:r>
-      <w:r>
-        <w:rPr>
-          <w:rFonts w:ascii="Times New Roman" w:eastAsia="Times New Roman" w:hAnsi="Times New Roman" w:cs="Times New Roman"/>
-          <w:sz w:val="24"/>
-          <w:szCs w:val="24"/>
-          <w:lang w:eastAsia="ru-RU"/>
-        </w:rPr>
-        <w:t>7.1 Objective</w:t>
-      </w:r>
-    </w:p>
-    <w:p>
-      <w:pPr>
-        <w:spacing w:after="0" w:line="240" w:lineRule="auto"/>
-        <w:rPr>
-          <w:rFonts w:ascii="Times New Roman" w:eastAsia="Times New Roman" w:hAnsi="Times New Roman" w:cs="Times New Roman"/>
-          <w:sz w:val="24"/>
-          <w:szCs w:val="24"/>
-          <w:lang w:eastAsia="ru-RU"/>
-        </w:rPr>
-      </w:pPr>
-      <w:r>
-        <w:rPr>
-          <w:rFonts w:ascii="Times New Roman" w:eastAsia="Times New Roman" w:hAnsi="Times New Roman" w:cs="Times New Roman"/>
-          <w:sz w:val="24"/>
-          <w:szCs w:val="24"/>
-          <w:lang w:eastAsia="ru-RU"/>
-        </w:rPr>
-        <w:tab/>
-      </w:r>
-      <w:r>
-        <w:rPr>
-          <w:rFonts w:ascii="Times New Roman" w:eastAsia="Times New Roman" w:hAnsi="Times New Roman" w:cs="Times New Roman"/>
-          <w:sz w:val="24"/>
-          <w:szCs w:val="24"/>
-          <w:lang w:eastAsia="ru-RU"/>
-        </w:rPr>
-        <w:t>7.2 Procedure</w:t>
-      </w:r>
-    </w:p>
-    <w:p>
-      <w:pPr>
-        <w:spacing w:after="0" w:line="240" w:lineRule="auto"/>
-        <w:rPr>
-          <w:rFonts w:ascii="Times New Roman" w:eastAsia="Times New Roman" w:hAnsi="Times New Roman" w:cs="Times New Roman"/>
-          <w:sz w:val="24"/>
-          <w:szCs w:val="24"/>
-          <w:lang w:eastAsia="ru-RU"/>
-        </w:rPr>
-      </w:pPr>
-      <w:r>
-        <w:rPr>
-          <w:rFonts w:ascii="Times New Roman" w:eastAsia="Times New Roman" w:hAnsi="Times New Roman" w:cs="Times New Roman"/>
-          <w:sz w:val="24"/>
-          <w:szCs w:val="24"/>
-          <w:lang w:eastAsia="ru-RU"/>
-        </w:rPr>
-        <w:tab/>
-      </w:r>
-      <w:r>
-        <w:rPr>
-          <w:rFonts w:ascii="Times New Roman" w:eastAsia="Times New Roman" w:hAnsi="Times New Roman" w:cs="Times New Roman"/>
-          <w:sz w:val="24"/>
-          <w:szCs w:val="24"/>
-          <w:lang w:eastAsia="ru-RU"/>
-        </w:rPr>
-        <w:t>7.3 Results</w:t>
-      </w:r>
-    </w:p>
-    <w:p>
-      <w:pPr>
-        <w:spacing w:after="0" w:line="240" w:lineRule="auto"/>
-        <w:rPr>
-          <w:rFonts w:ascii="Times New Roman" w:eastAsia="Times New Roman" w:hAnsi="Times New Roman" w:cs="Times New Roman"/>
-          <w:sz w:val="24"/>
-          <w:szCs w:val="24"/>
-          <w:lang w:eastAsia="ru-RU"/>
-        </w:rPr>
-      </w:pPr>
-      <w:r>
-        <w:rPr>
-          <w:rFonts w:ascii="Times New Roman" w:eastAsia="Times New Roman" w:hAnsi="Times New Roman" w:cs="Times New Roman"/>
-          <w:sz w:val="24"/>
-          <w:szCs w:val="24"/>
-          <w:lang w:eastAsia="ru-RU"/>
-        </w:rPr>
-        <w:tab/>
-      </w:r>
-      <w:r>
-        <w:rPr>
-          <w:rFonts w:ascii="Times New Roman" w:eastAsia="Times New Roman" w:hAnsi="Times New Roman" w:cs="Times New Roman"/>
-          <w:sz w:val="24"/>
-          <w:szCs w:val="24"/>
-          <w:lang w:eastAsia="ru-RU"/>
-        </w:rPr>
-        <w:t>7.4 Explanation</w:t>
-      </w:r>
-    </w:p>
-    <w:p>
-      <w:pPr>
-        <w:spacing w:after="0" w:line="240" w:lineRule="auto"/>
+      </w:pPr>
+      <w:r>
         <w:rPr>
           <w:rFonts w:ascii="Times New Roman" w:eastAsia="Times New Roman" w:hAnsi="Times New Roman" w:cs="Times New Roman"/>
           <w:b/>
@@ -1265,7 +1144,8 @@
           <w:szCs w:val="24"/>
           <w:lang w:eastAsia="ru-RU"/>
         </w:rPr>
-      </w:pPr>
+        <w:t>8.</w:t>
+      </w:r>
       <w:r>
         <w:rPr>
           <w:rFonts w:ascii="Times New Roman" w:eastAsia="Times New Roman" w:hAnsi="Times New Roman" w:cs="Times New Roman"/>
@@ -1275,8 +1155,19 @@
           <w:szCs w:val="24"/>
           <w:lang w:eastAsia="ru-RU"/>
         </w:rPr>
-        <w:t>8.</w:t>
-      </w:r>
+        <w:t>Error Analysis</w:t>
+      </w:r>
+    </w:p>
+    <w:p>
+      <w:pPr>
+        <w:spacing w:after="0" w:line="240" w:lineRule="auto"/>
+        <w:rPr>
+          <w:rFonts w:ascii="Times New Roman" w:eastAsia="Times New Roman" w:hAnsi="Times New Roman" w:cs="Times New Roman"/>
+          <w:sz w:val="24"/>
+          <w:szCs w:val="24"/>
+          <w:lang w:eastAsia="ru-RU"/>
+        </w:rPr>
+      </w:pPr>
       <w:r>
         <w:rPr>
           <w:rFonts w:ascii="Times New Roman" w:eastAsia="Times New Roman" w:hAnsi="Times New Roman" w:cs="Times New Roman"/>
@@ -1286,20 +1177,84 @@
           <w:szCs w:val="24"/>
           <w:lang w:eastAsia="ru-RU"/>
         </w:rPr>
-        <w:t>Error Analysis</w:t>
-      </w:r>
-    </w:p>
-    <w:p>
-      <w:pPr>
-        <w:spacing w:after="0" w:line="240" w:lineRule="auto"/>
+        <w:tab/>
+      </w:r>
+      <w:r>
         <w:rPr>
           <w:rFonts w:ascii="Times New Roman" w:eastAsia="Times New Roman" w:hAnsi="Times New Roman" w:cs="Times New Roman"/>
           <w:sz w:val="24"/>
           <w:szCs w:val="24"/>
           <w:lang w:eastAsia="ru-RU"/>
         </w:rPr>
-      </w:pPr>
-      <w:r>
+        <w:t>8.1 Objective</w:t>
+      </w:r>
+    </w:p>
+    <w:p>
+      <w:pPr>
+        <w:spacing w:after="0" w:line="240" w:lineRule="auto"/>
+        <w:rPr>
+          <w:rFonts w:ascii="Times New Roman" w:eastAsia="Times New Roman" w:hAnsi="Times New Roman" w:cs="Times New Roman"/>
+          <w:sz w:val="24"/>
+          <w:szCs w:val="24"/>
+          <w:lang w:eastAsia="ru-RU"/>
+        </w:rPr>
+      </w:pPr>
+      <w:r>
+        <w:rPr>
+          <w:rFonts w:ascii="Times New Roman" w:eastAsia="Times New Roman" w:hAnsi="Times New Roman" w:cs="Times New Roman"/>
+          <w:sz w:val="24"/>
+          <w:szCs w:val="24"/>
+          <w:lang w:eastAsia="ru-RU"/>
+        </w:rPr>
+        <w:tab/>
+        <w:t>8.2 Procedure</w:t>
+      </w:r>
+    </w:p>
+    <w:p>
+      <w:pPr>
+        <w:spacing w:after="0" w:line="240" w:lineRule="auto"/>
+        <w:rPr>
+          <w:rFonts w:ascii="Times New Roman" w:eastAsia="Times New Roman" w:hAnsi="Times New Roman" w:cs="Times New Roman"/>
+          <w:sz w:val="24"/>
+          <w:szCs w:val="24"/>
+          <w:lang w:eastAsia="ru-RU"/>
+        </w:rPr>
+      </w:pPr>
+      <w:r>
+        <w:rPr>
+          <w:rFonts w:ascii="Times New Roman" w:eastAsia="Times New Roman" w:hAnsi="Times New Roman" w:cs="Times New Roman"/>
+          <w:sz w:val="24"/>
+          <w:szCs w:val="24"/>
+          <w:lang w:eastAsia="ru-RU"/>
+        </w:rPr>
+        <w:tab/>
+        <w:t>8.3 Results</w:t>
+      </w:r>
+    </w:p>
+    <w:p>
+      <w:pPr>
+        <w:spacing w:after="0" w:line="240" w:lineRule="auto"/>
+        <w:rPr>
+          <w:rFonts w:ascii="Times New Roman" w:eastAsia="Times New Roman" w:hAnsi="Times New Roman" w:cs="Times New Roman"/>
+          <w:sz w:val="24"/>
+          <w:szCs w:val="24"/>
+          <w:lang w:eastAsia="ru-RU"/>
+        </w:rPr>
+      </w:pPr>
+      <w:r>
+        <w:rPr>
+          <w:rFonts w:ascii="Times New Roman" w:eastAsia="Times New Roman" w:hAnsi="Times New Roman" w:cs="Times New Roman"/>
+          <w:sz w:val="24"/>
+          <w:szCs w:val="24"/>
+          <w:lang w:eastAsia="ru-RU"/>
+        </w:rPr>
+        <w:tab/>
+        <w:t>8.4 Explanation</w:t>
+      </w:r>
+    </w:p>
+    <w:p>
+      <w:pPr>
+        <w:spacing w:after="0" w:line="240" w:lineRule="auto"/>
         <w:rPr>
           <w:rFonts w:ascii="Times New Roman" w:eastAsia="Times New Roman" w:hAnsi="Times New Roman" w:cs="Times New Roman"/>
           <w:b/>
@@ -1308,108 +1263,8 @@
           <w:szCs w:val="24"/>
           <w:lang w:eastAsia="ru-RU"/>
         </w:rPr>
-        <w:tab/>
-      </w:r>
-      <w:r>
-        <w:rPr>
-          <w:rFonts w:ascii="Times New Roman" w:eastAsia="Times New Roman" w:hAnsi="Times New Roman" w:cs="Times New Roman"/>
-          <w:sz w:val="24"/>
-          <w:szCs w:val="24"/>
-          <w:lang w:eastAsia="ru-RU"/>
-        </w:rPr>
-        <w:t>8.1 Objective</w:t>
-      </w:r>
-    </w:p>
-    <w:p>
-      <w:pPr>
-        <w:spacing w:after="0" w:line="240" w:lineRule="auto"/>
-        <w:rPr>
-          <w:rFonts w:ascii="Times New Roman" w:eastAsia="Times New Roman" w:hAnsi="Times New Roman" w:cs="Times New Roman"/>
-          <w:sz w:val="24"/>
-          <w:szCs w:val="24"/>
-          <w:lang w:eastAsia="ru-RU"/>
-        </w:rPr>
-      </w:pPr>
-      <w:r>
-        <w:rPr>
-          <w:rFonts w:ascii="Times New Roman" w:eastAsia="Times New Roman" w:hAnsi="Times New Roman" w:cs="Times New Roman"/>
-          <w:sz w:val="24"/>
-          <w:szCs w:val="24"/>
-          <w:lang w:eastAsia="ru-RU"/>
-        </w:rPr>
-        <w:tab/>
-      </w:r>
-      <w:r>
-        <w:rPr>
-          <w:rFonts w:ascii="Times New Roman" w:eastAsia="Times New Roman" w:hAnsi="Times New Roman" w:cs="Times New Roman"/>
-          <w:sz w:val="24"/>
-          <w:szCs w:val="24"/>
-          <w:lang w:eastAsia="ru-RU"/>
-        </w:rPr>
-        <w:t>8.2 Procedure</w:t>
-      </w:r>
-    </w:p>
-    <w:p>
-      <w:pPr>
-        <w:spacing w:after="0" w:line="240" w:lineRule="auto"/>
-        <w:rPr>
-          <w:rFonts w:ascii="Times New Roman" w:eastAsia="Times New Roman" w:hAnsi="Times New Roman" w:cs="Times New Roman"/>
-          <w:sz w:val="24"/>
-          <w:szCs w:val="24"/>
-          <w:lang w:eastAsia="ru-RU"/>
-        </w:rPr>
-      </w:pPr>
-      <w:r>
-        <w:rPr>
-          <w:rFonts w:ascii="Times New Roman" w:eastAsia="Times New Roman" w:hAnsi="Times New Roman" w:cs="Times New Roman"/>
-          <w:sz w:val="24"/>
-          <w:szCs w:val="24"/>
-          <w:lang w:eastAsia="ru-RU"/>
-        </w:rPr>
-        <w:tab/>
-      </w:r>
-      <w:r>
-        <w:rPr>
-          <w:rFonts w:ascii="Times New Roman" w:eastAsia="Times New Roman" w:hAnsi="Times New Roman" w:cs="Times New Roman"/>
-          <w:sz w:val="24"/>
-          <w:szCs w:val="24"/>
-          <w:lang w:eastAsia="ru-RU"/>
-        </w:rPr>
-        <w:t>8.3 Results</w:t>
-      </w:r>
-    </w:p>
-    <w:p>
-      <w:pPr>
-        <w:spacing w:after="0" w:line="240" w:lineRule="auto"/>
-        <w:rPr>
-          <w:rFonts w:ascii="Times New Roman" w:eastAsia="Times New Roman" w:hAnsi="Times New Roman" w:cs="Times New Roman"/>
-          <w:sz w:val="24"/>
-          <w:szCs w:val="24"/>
-          <w:lang w:eastAsia="ru-RU"/>
-        </w:rPr>
-      </w:pPr>
-      <w:r>
-        <w:rPr>
-          <w:rFonts w:ascii="Times New Roman" w:eastAsia="Times New Roman" w:hAnsi="Times New Roman" w:cs="Times New Roman"/>
-          <w:sz w:val="24"/>
-          <w:szCs w:val="24"/>
-          <w:lang w:eastAsia="ru-RU"/>
-        </w:rPr>
-        <w:tab/>
-      </w:r>
-      <w:r>
-        <w:rPr>
-          <w:rFonts w:ascii="Times New Roman" w:eastAsia="Times New Roman" w:hAnsi="Times New Roman" w:cs="Times New Roman"/>
-          <w:sz w:val="24"/>
-          <w:szCs w:val="24"/>
-          <w:lang w:eastAsia="ru-RU"/>
-        </w:rPr>
-        <w:t>8.4 Explanation</w:t>
-      </w:r>
-    </w:p>
-    <w:p>
-      <w:pPr>
-        <w:spacing w:after="0" w:line="240" w:lineRule="auto"/>
+      </w:pPr>
+      <w:r>
         <w:rPr>
           <w:rFonts w:ascii="Times New Roman" w:eastAsia="Times New Roman" w:hAnsi="Times New Roman" w:cs="Times New Roman"/>
           <w:b/>
@@ -1418,7 +1273,8 @@
           <w:szCs w:val="24"/>
           <w:lang w:eastAsia="ru-RU"/>
         </w:rPr>
-      </w:pPr>
+        <w:t>9.</w:t>
+      </w:r>
       <w:r>
         <w:rPr>
           <w:rFonts w:ascii="Times New Roman" w:eastAsia="Times New Roman" w:hAnsi="Times New Roman" w:cs="Times New Roman"/>
@@ -1428,8 +1284,19 @@
           <w:szCs w:val="24"/>
           <w:lang w:eastAsia="ru-RU"/>
         </w:rPr>
-        <w:t>9.</w:t>
-      </w:r>
+        <w:t>Comparison with Training from Scratch</w:t>
+      </w:r>
+    </w:p>
+    <w:p>
+      <w:pPr>
+        <w:spacing w:after="0" w:line="240" w:lineRule="auto"/>
+        <w:rPr>
+          <w:rFonts w:ascii="Times New Roman" w:eastAsia="Times New Roman" w:hAnsi="Times New Roman" w:cs="Times New Roman"/>
+          <w:sz w:val="24"/>
+          <w:szCs w:val="24"/>
+          <w:lang w:eastAsia="ru-RU"/>
+        </w:rPr>
+      </w:pPr>
       <w:r>
         <w:rPr>
           <w:rFonts w:ascii="Times New Roman" w:eastAsia="Times New Roman" w:hAnsi="Times New Roman" w:cs="Times New Roman"/>
@@ -1439,20 +1306,84 @@
           <w:szCs w:val="24"/>
           <w:lang w:eastAsia="ru-RU"/>
         </w:rPr>
-        <w:t>Comparison with Training from Scratch</w:t>
-      </w:r>
-    </w:p>
-    <w:p>
-      <w:pPr>
-        <w:spacing w:after="0" w:line="240" w:lineRule="auto"/>
+        <w:tab/>
+      </w:r>
+      <w:r>
         <w:rPr>
           <w:rFonts w:ascii="Times New Roman" w:eastAsia="Times New Roman" w:hAnsi="Times New Roman" w:cs="Times New Roman"/>
           <w:sz w:val="24"/>
           <w:szCs w:val="24"/>
           <w:lang w:eastAsia="ru-RU"/>
         </w:rPr>
-      </w:pPr>
-      <w:r>
+        <w:t>9.1 Objective</w:t>
+      </w:r>
+    </w:p>
+    <w:p>
+      <w:pPr>
+        <w:spacing w:after="0" w:line="240" w:lineRule="auto"/>
+        <w:rPr>
+          <w:rFonts w:ascii="Times New Roman" w:eastAsia="Times New Roman" w:hAnsi="Times New Roman" w:cs="Times New Roman"/>
+          <w:sz w:val="24"/>
+          <w:szCs w:val="24"/>
+          <w:lang w:eastAsia="ru-RU"/>
+        </w:rPr>
+      </w:pPr>
+      <w:r>
+        <w:rPr>
+          <w:rFonts w:ascii="Times New Roman" w:eastAsia="Times New Roman" w:hAnsi="Times New Roman" w:cs="Times New Roman"/>
+          <w:sz w:val="24"/>
+          <w:szCs w:val="24"/>
+          <w:lang w:eastAsia="ru-RU"/>
+        </w:rPr>
+        <w:tab/>
+        <w:t>9.2 Procedure</w:t>
+      </w:r>
+    </w:p>
+    <w:p>
+      <w:pPr>
+        <w:spacing w:after="0" w:line="240" w:lineRule="auto"/>
+        <w:rPr>
+          <w:rFonts w:ascii="Times New Roman" w:eastAsia="Times New Roman" w:hAnsi="Times New Roman" w:cs="Times New Roman"/>
+          <w:sz w:val="24"/>
+          <w:szCs w:val="24"/>
+          <w:lang w:eastAsia="ru-RU"/>
+        </w:rPr>
+      </w:pPr>
+      <w:r>
+        <w:rPr>
+          <w:rFonts w:ascii="Times New Roman" w:eastAsia="Times New Roman" w:hAnsi="Times New Roman" w:cs="Times New Roman"/>
+          <w:sz w:val="24"/>
+          <w:szCs w:val="24"/>
+          <w:lang w:eastAsia="ru-RU"/>
+        </w:rPr>
+        <w:tab/>
+        <w:t>9.3 Results</w:t>
+      </w:r>
+    </w:p>
+    <w:p>
+      <w:pPr>
+        <w:spacing w:after="0" w:line="240" w:lineRule="auto"/>
+        <w:rPr>
+          <w:rFonts w:ascii="Times New Roman" w:eastAsia="Times New Roman" w:hAnsi="Times New Roman" w:cs="Times New Roman"/>
+          <w:sz w:val="24"/>
+          <w:szCs w:val="24"/>
+          <w:lang w:eastAsia="ru-RU"/>
+        </w:rPr>
+      </w:pPr>
+      <w:r>
+        <w:rPr>
+          <w:rFonts w:ascii="Times New Roman" w:eastAsia="Times New Roman" w:hAnsi="Times New Roman" w:cs="Times New Roman"/>
+          <w:sz w:val="24"/>
+          <w:szCs w:val="24"/>
+          <w:lang w:eastAsia="ru-RU"/>
+        </w:rPr>
+        <w:tab/>
+        <w:t>9.4 Explanation</w:t>
+      </w:r>
+    </w:p>
+    <w:p>
+      <w:pPr>
+        <w:spacing w:after="0" w:line="240" w:lineRule="auto"/>
         <w:rPr>
           <w:rFonts w:ascii="Times New Roman" w:eastAsia="Times New Roman" w:hAnsi="Times New Roman" w:cs="Times New Roman"/>
           <w:b/>
@@ -1461,108 +1392,8 @@
           <w:szCs w:val="24"/>
           <w:lang w:eastAsia="ru-RU"/>
         </w:rPr>
-        <w:tab/>
-      </w:r>
-      <w:r>
-        <w:rPr>
-          <w:rFonts w:ascii="Times New Roman" w:eastAsia="Times New Roman" w:hAnsi="Times New Roman" w:cs="Times New Roman"/>
-          <w:sz w:val="24"/>
-          <w:szCs w:val="24"/>
-          <w:lang w:eastAsia="ru-RU"/>
-        </w:rPr>
-        <w:t>9.1 Objective</w:t>
-      </w:r>
-    </w:p>
-    <w:p>
-      <w:pPr>
-        <w:spacing w:after="0" w:line="240" w:lineRule="auto"/>
-        <w:rPr>
-          <w:rFonts w:ascii="Times New Roman" w:eastAsia="Times New Roman" w:hAnsi="Times New Roman" w:cs="Times New Roman"/>
-          <w:sz w:val="24"/>
-          <w:szCs w:val="24"/>
-          <w:lang w:eastAsia="ru-RU"/>
-        </w:rPr>
-      </w:pPr>
-      <w:r>
-        <w:rPr>
-          <w:rFonts w:ascii="Times New Roman" w:eastAsia="Times New Roman" w:hAnsi="Times New Roman" w:cs="Times New Roman"/>
-          <w:sz w:val="24"/>
-          <w:szCs w:val="24"/>
-          <w:lang w:eastAsia="ru-RU"/>
-        </w:rPr>
-        <w:tab/>
-      </w:r>
-      <w:r>
-        <w:rPr>
-          <w:rFonts w:ascii="Times New Roman" w:eastAsia="Times New Roman" w:hAnsi="Times New Roman" w:cs="Times New Roman"/>
-          <w:sz w:val="24"/>
-          <w:szCs w:val="24"/>
-          <w:lang w:eastAsia="ru-RU"/>
-        </w:rPr>
-        <w:t>9.2 Procedure</w:t>
-      </w:r>
-    </w:p>
-    <w:p>
-      <w:pPr>
-        <w:spacing w:after="0" w:line="240" w:lineRule="auto"/>
-        <w:rPr>
-          <w:rFonts w:ascii="Times New Roman" w:eastAsia="Times New Roman" w:hAnsi="Times New Roman" w:cs="Times New Roman"/>
-          <w:sz w:val="24"/>
-          <w:szCs w:val="24"/>
-          <w:lang w:eastAsia="ru-RU"/>
-        </w:rPr>
-      </w:pPr>
-      <w:r>
-        <w:rPr>
-          <w:rFonts w:ascii="Times New Roman" w:eastAsia="Times New Roman" w:hAnsi="Times New Roman" w:cs="Times New Roman"/>
-          <w:sz w:val="24"/>
-          <w:szCs w:val="24"/>
-          <w:lang w:eastAsia="ru-RU"/>
-        </w:rPr>
-        <w:tab/>
-      </w:r>
-      <w:r>
-        <w:rPr>
-          <w:rFonts w:ascii="Times New Roman" w:eastAsia="Times New Roman" w:hAnsi="Times New Roman" w:cs="Times New Roman"/>
-          <w:sz w:val="24"/>
-          <w:szCs w:val="24"/>
-          <w:lang w:eastAsia="ru-RU"/>
-        </w:rPr>
-        <w:t>9.3 Results</w:t>
-      </w:r>
-    </w:p>
-    <w:p>
-      <w:pPr>
-        <w:spacing w:after="0" w:line="240" w:lineRule="auto"/>
-        <w:rPr>
-          <w:rFonts w:ascii="Times New Roman" w:eastAsia="Times New Roman" w:hAnsi="Times New Roman" w:cs="Times New Roman"/>
-          <w:sz w:val="24"/>
-          <w:szCs w:val="24"/>
-          <w:lang w:eastAsia="ru-RU"/>
-        </w:rPr>
-      </w:pPr>
-      <w:r>
-        <w:rPr>
-          <w:rFonts w:ascii="Times New Roman" w:eastAsia="Times New Roman" w:hAnsi="Times New Roman" w:cs="Times New Roman"/>
-          <w:sz w:val="24"/>
-          <w:szCs w:val="24"/>
-          <w:lang w:eastAsia="ru-RU"/>
-        </w:rPr>
-        <w:tab/>
-      </w:r>
-      <w:r>
-        <w:rPr>
-          <w:rFonts w:ascii="Times New Roman" w:eastAsia="Times New Roman" w:hAnsi="Times New Roman" w:cs="Times New Roman"/>
-          <w:sz w:val="24"/>
-          <w:szCs w:val="24"/>
-          <w:lang w:eastAsia="ru-RU"/>
-        </w:rPr>
-        <w:t>9.4 Explanation</w:t>
-      </w:r>
-    </w:p>
-    <w:p>
-      <w:pPr>
-        <w:spacing w:after="0" w:line="240" w:lineRule="auto"/>
+      </w:pPr>
+      <w:r>
         <w:rPr>
           <w:rFonts w:ascii="Times New Roman" w:eastAsia="Times New Roman" w:hAnsi="Times New Roman" w:cs="Times New Roman"/>
           <w:b/>
@@ -1571,7 +1402,8 @@
           <w:szCs w:val="24"/>
           <w:lang w:eastAsia="ru-RU"/>
         </w:rPr>
-      </w:pPr>
+        <w:t>10.</w:t>
+      </w:r>
       <w:r>
         <w:rPr>
           <w:rFonts w:ascii="Times New Roman" w:eastAsia="Times New Roman" w:hAnsi="Times New Roman" w:cs="Times New Roman"/>
@@ -1581,8 +1413,19 @@
           <w:szCs w:val="24"/>
           <w:lang w:eastAsia="ru-RU"/>
         </w:rPr>
-        <w:t>10.</w:t>
-      </w:r>
+        <w:t>Feature Representation Analysis</w:t>
+      </w:r>
+    </w:p>
+    <w:p>
+      <w:pPr>
+        <w:spacing w:after="0" w:line="240" w:lineRule="auto"/>
+        <w:rPr>
+          <w:rFonts w:ascii="Times New Roman" w:eastAsia="Times New Roman" w:hAnsi="Times New Roman" w:cs="Times New Roman"/>
+          <w:sz w:val="24"/>
+          <w:szCs w:val="24"/>
+          <w:lang w:eastAsia="ru-RU"/>
+        </w:rPr>
+      </w:pPr>
       <w:r>
         <w:rPr>
           <w:rFonts w:ascii="Times New Roman" w:eastAsia="Times New Roman" w:hAnsi="Times New Roman" w:cs="Times New Roman"/>
@@ -1592,20 +1435,63 @@
           <w:szCs w:val="24"/>
           <w:lang w:eastAsia="ru-RU"/>
         </w:rPr>
-        <w:t>Feature Representation Analysis</w:t>
-      </w:r>
-    </w:p>
-    <w:p>
-      <w:pPr>
-        <w:spacing w:after="0" w:line="240" w:lineRule="auto"/>
+        <w:tab/>
+      </w:r>
+      <w:r>
         <w:rPr>
           <w:rFonts w:ascii="Times New Roman" w:eastAsia="Times New Roman" w:hAnsi="Times New Roman" w:cs="Times New Roman"/>
           <w:sz w:val="24"/>
           <w:szCs w:val="24"/>
           <w:lang w:eastAsia="ru-RU"/>
         </w:rPr>
-      </w:pPr>
-      <w:r>
+        <w:t>10.1 Objective</w:t>
+      </w:r>
+    </w:p>
+    <w:p>
+      <w:pPr>
+        <w:spacing w:after="0" w:line="240" w:lineRule="auto"/>
+        <w:rPr>
+          <w:rFonts w:ascii="Times New Roman" w:eastAsia="Times New Roman" w:hAnsi="Times New Roman" w:cs="Times New Roman"/>
+          <w:sz w:val="24"/>
+          <w:szCs w:val="24"/>
+          <w:lang w:eastAsia="ru-RU"/>
+        </w:rPr>
+      </w:pPr>
+      <w:r>
+        <w:rPr>
+          <w:rFonts w:ascii="Times New Roman" w:eastAsia="Times New Roman" w:hAnsi="Times New Roman" w:cs="Times New Roman"/>
+          <w:sz w:val="24"/>
+          <w:szCs w:val="24"/>
+          <w:lang w:eastAsia="ru-RU"/>
+        </w:rPr>
+        <w:tab/>
+        <w:t>10.2 Procedure</w:t>
+      </w:r>
+    </w:p>
+    <w:p>
+      <w:pPr>
+        <w:spacing w:after="0" w:line="240" w:lineRule="auto"/>
+        <w:rPr>
+          <w:rFonts w:ascii="Times New Roman" w:eastAsia="Times New Roman" w:hAnsi="Times New Roman" w:cs="Times New Roman"/>
+          <w:sz w:val="24"/>
+          <w:szCs w:val="24"/>
+          <w:lang w:eastAsia="ru-RU"/>
+        </w:rPr>
+      </w:pPr>
+      <w:r>
+        <w:rPr>
+          <w:rFonts w:ascii="Times New Roman" w:eastAsia="Times New Roman" w:hAnsi="Times New Roman" w:cs="Times New Roman"/>
+          <w:sz w:val="24"/>
+          <w:szCs w:val="24"/>
+          <w:lang w:eastAsia="ru-RU"/>
+        </w:rPr>
+        <w:tab/>
+        <w:t>10.3 Results</w:t>
+      </w:r>
+    </w:p>
+    <w:p>
+      <w:pPr>
+        <w:spacing w:after="0" w:line="240" w:lineRule="auto"/>
         <w:rPr>
           <w:rFonts w:ascii="Times New Roman" w:eastAsia="Times New Roman" w:hAnsi="Times New Roman" w:cs="Times New Roman"/>
           <w:b/>
@@ -1614,74 +1500,16 @@
           <w:szCs w:val="24"/>
           <w:lang w:eastAsia="ru-RU"/>
         </w:rPr>
+      </w:pPr>
+      <w:r>
+        <w:rPr>
+          <w:rFonts w:ascii="Times New Roman" w:eastAsia="Times New Roman" w:hAnsi="Times New Roman" w:cs="Times New Roman"/>
+          <w:sz w:val="24"/>
+          <w:szCs w:val="24"/>
+          <w:lang w:eastAsia="ru-RU"/>
+        </w:rPr>
         <w:tab/>
-      </w:r>
-      <w:r>
-        <w:rPr>
-          <w:rFonts w:ascii="Times New Roman" w:eastAsia="Times New Roman" w:hAnsi="Times New Roman" w:cs="Times New Roman"/>
-          <w:sz w:val="24"/>
-          <w:szCs w:val="24"/>
-          <w:lang w:eastAsia="ru-RU"/>
-        </w:rPr>
-        <w:t>10.1 Objective</w:t>
-      </w:r>
-    </w:p>
-    <w:p>
-      <w:pPr>
-        <w:spacing w:after="0" w:line="240" w:lineRule="auto"/>
-        <w:rPr>
-          <w:rFonts w:ascii="Times New Roman" w:eastAsia="Times New Roman" w:hAnsi="Times New Roman" w:cs="Times New Roman"/>
-          <w:sz w:val="24"/>
-          <w:szCs w:val="24"/>
-          <w:lang w:eastAsia="ru-RU"/>
-        </w:rPr>
-      </w:pPr>
-      <w:r>
-        <w:rPr>
-          <w:rFonts w:ascii="Times New Roman" w:eastAsia="Times New Roman" w:hAnsi="Times New Roman" w:cs="Times New Roman"/>
-          <w:sz w:val="24"/>
-          <w:szCs w:val="24"/>
-          <w:lang w:eastAsia="ru-RU"/>
-        </w:rPr>
-        <w:tab/>
-      </w:r>
-      <w:r>
-        <w:rPr>
-          <w:rFonts w:ascii="Times New Roman" w:eastAsia="Times New Roman" w:hAnsi="Times New Roman" w:cs="Times New Roman"/>
-          <w:sz w:val="24"/>
-          <w:szCs w:val="24"/>
-          <w:lang w:eastAsia="ru-RU"/>
-        </w:rPr>
-        <w:t>10.2 Procedure</w:t>
-      </w:r>
-    </w:p>
-    <w:p>
-      <w:pPr>
-        <w:spacing w:after="0" w:line="240" w:lineRule="auto"/>
-        <w:rPr>
-          <w:rFonts w:ascii="Times New Roman" w:eastAsia="Times New Roman" w:hAnsi="Times New Roman" w:cs="Times New Roman"/>
-          <w:sz w:val="24"/>
-          <w:szCs w:val="24"/>
-          <w:lang w:eastAsia="ru-RU"/>
-        </w:rPr>
-      </w:pPr>
-      <w:r>
-        <w:rPr>
-          <w:rFonts w:ascii="Times New Roman" w:eastAsia="Times New Roman" w:hAnsi="Times New Roman" w:cs="Times New Roman"/>
-          <w:sz w:val="24"/>
-          <w:szCs w:val="24"/>
-          <w:lang w:eastAsia="ru-RU"/>
-        </w:rPr>
-        <w:tab/>
-      </w:r>
-      <w:r>
-        <w:rPr>
-          <w:rFonts w:ascii="Times New Roman" w:eastAsia="Times New Roman" w:hAnsi="Times New Roman" w:cs="Times New Roman"/>
-          <w:sz w:val="24"/>
-          <w:szCs w:val="24"/>
-          <w:lang w:eastAsia="ru-RU"/>
-        </w:rPr>
-        <w:t>10.3 Results</w:t>
+        <w:t>10.4 Explanation</w:t>
       </w:r>
     </w:p>
     <w:p>
@@ -1699,25 +1527,15 @@
       <w:r>
         <w:rPr>
           <w:rFonts w:ascii="Times New Roman" w:eastAsia="Times New Roman" w:hAnsi="Times New Roman" w:cs="Times New Roman"/>
-          <w:sz w:val="24"/>
-          <w:szCs w:val="24"/>
-          <w:lang w:eastAsia="ru-RU"/>
-        </w:rPr>
-        <w:tab/>
-      </w:r>
-      <w:r>
-        <w:rPr>
-          <w:rFonts w:ascii="Times New Roman" w:eastAsia="Times New Roman" w:hAnsi="Times New Roman" w:cs="Times New Roman"/>
-          <w:sz w:val="24"/>
-          <w:szCs w:val="24"/>
-          <w:lang w:eastAsia="ru-RU"/>
-        </w:rPr>
-        <w:t>10.4 Explanation</w:t>
-      </w:r>
-    </w:p>
-    <w:p>
-      <w:pPr>
-        <w:spacing w:after="0" w:line="240" w:lineRule="auto"/>
+          <w:b/>
+          <w:bCs/>
+          <w:sz w:val="24"/>
+          <w:szCs w:val="24"/>
+          <w:lang w:eastAsia="ru-RU"/>
+        </w:rPr>
+        <w:t>11.</w:t>
+      </w:r>
+      <w:r>
         <w:rPr>
           <w:rFonts w:ascii="Times New Roman" w:eastAsia="Times New Roman" w:hAnsi="Times New Roman" w:cs="Times New Roman"/>
           <w:b/>
@@ -1726,6 +1544,18 @@
           <w:szCs w:val="24"/>
           <w:lang w:eastAsia="ru-RU"/>
         </w:rPr>
+        <w:t>Model Efficiency Analysis</w:t>
+      </w:r>
+    </w:p>
+    <w:p>
+      <w:pPr>
+        <w:spacing w:after="0" w:line="240" w:lineRule="auto"/>
+        <w:rPr>
+          <w:rFonts w:ascii="Times New Roman" w:eastAsia="Times New Roman" w:hAnsi="Times New Roman" w:cs="Times New Roman"/>
+          <w:sz w:val="24"/>
+          <w:szCs w:val="24"/>
+          <w:lang w:eastAsia="ru-RU"/>
+        </w:rPr>
       </w:pPr>
       <w:r>
         <w:rPr>
@@ -1736,18 +1566,16 @@
           <w:szCs w:val="24"/>
           <w:lang w:eastAsia="ru-RU"/>
         </w:rPr>
-        <w:t>11.</w:t>
+        <w:tab/>
       </w:r>
       <w:r>
         <w:rPr>
           <w:rFonts w:ascii="Times New Roman" w:eastAsia="Times New Roman" w:hAnsi="Times New Roman" w:cs="Times New Roman"/>
-          <w:b/>
-          <w:bCs/>
-          <w:sz w:val="24"/>
-          <w:szCs w:val="24"/>
-          <w:lang w:eastAsia="ru-RU"/>
-        </w:rPr>
-        <w:t>Model Efficiency Analysis</w:t>
+          <w:sz w:val="24"/>
+          <w:szCs w:val="24"/>
+          <w:lang w:eastAsia="ru-RU"/>
+        </w:rPr>
+        <w:t>11.1 Objective</w:t>
       </w:r>
     </w:p>
     <w:p>
@@ -1763,72 +1591,86 @@
       <w:r>
         <w:rPr>
           <w:rFonts w:ascii="Times New Roman" w:eastAsia="Times New Roman" w:hAnsi="Times New Roman" w:cs="Times New Roman"/>
-          <w:b/>
-          <w:bCs/>
           <w:sz w:val="24"/>
           <w:szCs w:val="24"/>
           <w:lang w:eastAsia="ru-RU"/>
         </w:rPr>
         <w:tab/>
-      </w:r>
-      <w:r>
+        <w:t>11.2 Procedure</w:t>
+      </w:r>
+    </w:p>
+    <w:p>
+      <w:pPr>
+        <w:spacing w:after="0" w:line="240" w:lineRule="auto"/>
         <w:rPr>
           <w:rFonts w:ascii="Times New Roman" w:eastAsia="Times New Roman" w:hAnsi="Times New Roman" w:cs="Times New Roman"/>
           <w:sz w:val="24"/>
           <w:szCs w:val="24"/>
           <w:lang w:eastAsia="ru-RU"/>
         </w:rPr>
-        <w:t>11.1 Objective</w:t>
-      </w:r>
-    </w:p>
-    <w:p>
-      <w:pPr>
-        <w:spacing w:after="0" w:line="240" w:lineRule="auto"/>
+      </w:pPr>
+      <w:r>
         <w:rPr>
           <w:rFonts w:ascii="Times New Roman" w:eastAsia="Times New Roman" w:hAnsi="Times New Roman" w:cs="Times New Roman"/>
           <w:sz w:val="24"/>
           <w:szCs w:val="24"/>
           <w:lang w:eastAsia="ru-RU"/>
         </w:rPr>
-      </w:pPr>
-      <w:r>
+        <w:tab/>
+        <w:t>11.3 Results</w:t>
+      </w:r>
+    </w:p>
+    <w:p>
+      <w:pPr>
+        <w:spacing w:after="0" w:line="240" w:lineRule="auto"/>
         <w:rPr>
           <w:rFonts w:ascii="Times New Roman" w:eastAsia="Times New Roman" w:hAnsi="Times New Roman" w:cs="Times New Roman"/>
           <w:sz w:val="24"/>
           <w:szCs w:val="24"/>
           <w:lang w:eastAsia="ru-RU"/>
         </w:rPr>
+      </w:pPr>
+      <w:r>
+        <w:rPr>
+          <w:rFonts w:ascii="Times New Roman" w:eastAsia="Times New Roman" w:hAnsi="Times New Roman" w:cs="Times New Roman"/>
+          <w:sz w:val="24"/>
+          <w:szCs w:val="24"/>
+          <w:lang w:eastAsia="ru-RU"/>
+        </w:rPr>
         <w:tab/>
-      </w:r>
-      <w:r>
+        <w:t>11.4 Explanation</w:t>
+      </w:r>
+    </w:p>
+    <w:p>
+      <w:pPr>
+        <w:spacing w:after="0" w:line="240" w:lineRule="auto"/>
         <w:rPr>
           <w:rFonts w:ascii="Times New Roman" w:eastAsia="Times New Roman" w:hAnsi="Times New Roman" w:cs="Times New Roman"/>
           <w:sz w:val="24"/>
           <w:szCs w:val="24"/>
           <w:lang w:eastAsia="ru-RU"/>
         </w:rPr>
-        <w:t>11.2 Procedure</w:t>
-      </w:r>
-    </w:p>
-    <w:p>
-      <w:pPr>
-        <w:spacing w:after="0" w:line="240" w:lineRule="auto"/>
+      </w:pPr>
+      <w:r>
         <w:rPr>
           <w:rFonts w:ascii="Times New Roman" w:eastAsia="Times New Roman" w:hAnsi="Times New Roman" w:cs="Times New Roman"/>
           <w:sz w:val="24"/>
           <w:szCs w:val="24"/>
           <w:lang w:eastAsia="ru-RU"/>
         </w:rPr>
-      </w:pPr>
-      <w:r>
+        <w:t>12.Final Conclusions</w:t>
+      </w:r>
+    </w:p>
+    <w:p>
+      <w:pPr>
+        <w:spacing w:after="0" w:line="240" w:lineRule="auto"/>
         <w:rPr>
           <w:rFonts w:ascii="Times New Roman" w:eastAsia="Times New Roman" w:hAnsi="Times New Roman" w:cs="Times New Roman"/>
           <w:sz w:val="24"/>
           <w:szCs w:val="24"/>
           <w:lang w:eastAsia="ru-RU"/>
         </w:rPr>
-        <w:tab/>
-      </w:r>
+      </w:pPr>
       <w:r>
         <w:rPr>
           <w:rFonts w:ascii="Times New Roman" w:eastAsia="Times New Roman" w:hAnsi="Times New Roman" w:cs="Times New Roman"/>
@@ -1836,94 +1678,7 @@
           <w:szCs w:val="24"/>
           <w:lang w:eastAsia="ru-RU"/>
         </w:rPr>
-        <w:t>11.3 Results</w:t>
-      </w:r>
-    </w:p>
-    <w:p>
-      <w:pPr>
-        <w:spacing w:after="0" w:line="240" w:lineRule="auto"/>
-        <w:rPr>
-          <w:rFonts w:ascii="Times New Roman" w:eastAsia="Times New Roman" w:hAnsi="Times New Roman" w:cs="Times New Roman"/>
-          <w:sz w:val="24"/>
-          <w:szCs w:val="24"/>
-          <w:lang w:eastAsia="ru-RU"/>
-        </w:rPr>
-      </w:pPr>
-      <w:r>
-        <w:rPr>
-          <w:rFonts w:ascii="Times New Roman" w:eastAsia="Times New Roman" w:hAnsi="Times New Roman" w:cs="Times New Roman"/>
-          <w:sz w:val="24"/>
-          <w:szCs w:val="24"/>
-          <w:lang w:eastAsia="ru-RU"/>
-        </w:rPr>
-        <w:tab/>
-      </w:r>
-      <w:r>
-        <w:rPr>
-          <w:rFonts w:ascii="Times New Roman" w:eastAsia="Times New Roman" w:hAnsi="Times New Roman" w:cs="Times New Roman"/>
-          <w:sz w:val="24"/>
-          <w:szCs w:val="24"/>
-          <w:lang w:eastAsia="ru-RU"/>
-        </w:rPr>
-        <w:t>11.4 Explanation</w:t>
-      </w:r>
-    </w:p>
-    <w:p>
-      <w:pPr>
-        <w:spacing w:after="0" w:line="240" w:lineRule="auto"/>
-        <w:rPr>
-          <w:rFonts w:ascii="Times New Roman" w:eastAsia="Times New Roman" w:hAnsi="Times New Roman" w:cs="Times New Roman"/>
-          <w:sz w:val="24"/>
-          <w:szCs w:val="24"/>
-          <w:lang w:eastAsia="ru-RU"/>
-        </w:rPr>
-      </w:pPr>
-      <w:r>
-        <w:rPr>
-          <w:rFonts w:ascii="Times New Roman" w:eastAsia="Times New Roman" w:hAnsi="Times New Roman" w:cs="Times New Roman"/>
-          <w:sz w:val="24"/>
-          <w:szCs w:val="24"/>
-          <w:lang w:eastAsia="ru-RU"/>
-        </w:rPr>
-        <w:t>12.</w:t>
-      </w:r>
-      <w:r>
-        <w:rPr>
-          <w:rFonts w:ascii="Times New Roman" w:eastAsia="Times New Roman" w:hAnsi="Times New Roman" w:cs="Times New Roman"/>
-          <w:sz w:val="24"/>
-          <w:szCs w:val="24"/>
-          <w:lang w:eastAsia="ru-RU"/>
-        </w:rPr>
-        <w:t>Final Conclusions</w:t>
-      </w:r>
-    </w:p>
-    <w:p>
-      <w:pPr>
-        <w:spacing w:after="0" w:line="240" w:lineRule="auto"/>
-        <w:rPr>
-          <w:rFonts w:ascii="Times New Roman" w:eastAsia="Times New Roman" w:hAnsi="Times New Roman" w:cs="Times New Roman"/>
-          <w:sz w:val="24"/>
-          <w:szCs w:val="24"/>
-          <w:lang w:eastAsia="ru-RU"/>
-        </w:rPr>
-      </w:pPr>
-      <w:r>
-        <w:rPr>
-          <w:rFonts w:ascii="Times New Roman" w:eastAsia="Times New Roman" w:hAnsi="Times New Roman" w:cs="Times New Roman"/>
-          <w:sz w:val="24"/>
-          <w:szCs w:val="24"/>
-          <w:lang w:eastAsia="ru-RU"/>
-        </w:rPr>
-        <w:t>13</w:t>
-      </w:r>
-      <w:r>
-        <w:rPr>
-          <w:rFonts w:ascii="Times New Roman" w:eastAsia="Times New Roman" w:hAnsi="Times New Roman" w:cs="Times New Roman"/>
-          <w:sz w:val="24"/>
-          <w:szCs w:val="24"/>
-          <w:lang w:eastAsia="ru-RU"/>
-        </w:rPr>
-        <w:t>References</w:t>
+        <w:t>13References</w:t>
       </w:r>
     </w:p>
     <w:p>
@@ -2249,8 +2004,8 @@
         <w:rPr>
           <w:noProof/>
         </w:rPr>
-        <w:pict w14:anchorId="2ED483BA">
-          <v:rect id="_x0000_i1107" alt="" style="width:451.3pt;height:.05pt;mso-width-percent:0;mso-height-percent:0;mso-width-percent:0;mso-height-percent:0" o:hralign="center" o:hrstd="t" o:hr="t" fillcolor="#a0a0a0" stroked="f"/>
+        <w:pict w14:anchorId="215E8435">
+          <v:rect id="_x0000_i1044" alt="" style="width:451.3pt;height:.05pt;mso-width-percent:0;mso-height-percent:0;mso-width-percent:0;mso-height-percent:0" o:hralign="center" o:hrstd="t" o:hr="t" fillcolor="#a0a0a0" stroked="f"/>
         </w:pict>
       </w:r>
     </w:p>
@@ -2449,15 +2204,16 @@
           <w:sz w:val="24"/>
           <w:szCs w:val="24"/>
         </w:rPr>
-        <w:t>Resolution: original ~300×200 pixels; resized to 2</w:t>
-      </w:r>
-      <w:r>
-        <w:rPr>
-          <w:rFonts w:ascii="Times New Roman" w:hAnsi="Times New Roman" w:cs="Times New Roman"/>
-          <w:sz w:val="24"/>
-          <w:szCs w:val="24"/>
-        </w:rPr>
-        <w:t>56</w:t>
+        <w:t>Resolution: original 300×200 pixels; resized to 2</w:t>
+      </w:r>
+      <w:r>
+        <w:rPr>
+          <w:rFonts w:ascii="Times New Roman" w:hAnsi="Times New Roman" w:cs="Times New Roman"/>
+          <w:sz w:val="24"/>
+          <w:szCs w:val="24"/>
+          <w:lang w:val="en-US"/>
+        </w:rPr>
+        <w:t>24</w:t>
       </w:r>
       <w:r>
         <w:rPr>
@@ -2472,8 +2228,9 @@
           <w:rFonts w:ascii="Times New Roman" w:hAnsi="Times New Roman" w:cs="Times New Roman"/>
           <w:sz w:val="24"/>
           <w:szCs w:val="24"/>
-        </w:rPr>
-        <w:t>56</w:t>
+          <w:lang w:val="en-US"/>
+        </w:rPr>
+        <w:t>24</w:t>
       </w:r>
       <w:r>
         <w:rPr>
@@ -2584,8 +2341,9 @@
           <w:rFonts w:ascii="Times New Roman" w:hAnsi="Times New Roman" w:cs="Times New Roman"/>
           <w:sz w:val="24"/>
           <w:szCs w:val="24"/>
-        </w:rPr>
-        <w:t>56</w:t>
+          <w:lang w:val="ru-RU"/>
+        </w:rPr>
+        <w:t>24</w:t>
       </w:r>
       <w:r>
         <w:rPr>
@@ -3177,8 +2935,8 @@
         <w:rPr>
           <w:noProof/>
         </w:rPr>
-        <w:pict w14:anchorId="38A2628B">
-          <v:rect id="_x0000_i1106" alt="" style="width:451.3pt;height:.05pt;mso-width-percent:0;mso-height-percent:0;mso-width-percent:0;mso-height-percent:0" o:hralign="center" o:hrstd="t" o:hr="t" fillcolor="#a0a0a0" stroked="f"/>
+        <w:pict w14:anchorId="1830571A">
+          <v:rect id="_x0000_i1043" alt="" style="width:451.3pt;height:.05pt;mso-width-percent:0;mso-height-percent:0;mso-width-percent:0;mso-height-percent:0" o:hralign="center" o:hrstd="t" o:hr="t" fillcolor="#a0a0a0" stroked="f"/>
         </w:pict>
       </w:r>
     </w:p>
@@ -10671,8 +10429,8 @@
         <w:rPr>
           <w:noProof/>
         </w:rPr>
-        <w:pict w14:anchorId="17A5BAD9">
-          <v:rect id="_x0000_i1105" alt="" style="width:451.3pt;height:.05pt;mso-width-percent:0;mso-height-percent:0;mso-width-percent:0;mso-height-percent:0" o:hralign="center" o:hrstd="t" o:hr="t" fillcolor="#a0a0a0" stroked="f"/>
+        <w:pict w14:anchorId="475F2F5C">
+          <v:rect id="_x0000_i1042" alt="" style="width:451.3pt;height:.05pt;mso-width-percent:0;mso-height-percent:0;mso-width-percent:0;mso-height-percent:0" o:hralign="center" o:hrstd="t" o:hr="t" fillcolor="#a0a0a0" stroked="f"/>
         </w:pict>
       </w:r>
     </w:p>
@@ -11779,8 +11537,8 @@
         <w:rPr>
           <w:noProof/>
         </w:rPr>
-        <w:pict w14:anchorId="4828A4DB">
-          <v:rect id="_x0000_i1104" alt="" style="width:451.3pt;height:.05pt;mso-width-percent:0;mso-height-percent:0;mso-width-percent:0;mso-height-percent:0" o:hralign="center" o:hrstd="t" o:hr="t" fillcolor="#a0a0a0" stroked="f"/>
+        <w:pict w14:anchorId="1715EB17">
+          <v:rect id="_x0000_i1041" alt="" style="width:451.3pt;height:.05pt;mso-width-percent:0;mso-height-percent:0;mso-width-percent:0;mso-height-percent:0" o:hralign="center" o:hrstd="t" o:hr="t" fillcolor="#a0a0a0" stroked="f"/>
         </w:pict>
       </w:r>
     </w:p>
@@ -12459,8 +12217,8 @@
         <w:rPr>
           <w:noProof/>
         </w:rPr>
-        <w:pict w14:anchorId="33DF0481">
-          <v:rect id="_x0000_i1103" alt="" style="width:451.3pt;height:.05pt;mso-width-percent:0;mso-height-percent:0;mso-width-percent:0;mso-height-percent:0" o:hralign="center" o:hrstd="t" o:hr="t" fillcolor="#a0a0a0" stroked="f"/>
+        <w:pict w14:anchorId="21340965">
+          <v:rect id="_x0000_i1040" alt="" style="width:451.3pt;height:.05pt;mso-width-percent:0;mso-height-percent:0;mso-width-percent:0;mso-height-percent:0" o:hralign="center" o:hrstd="t" o:hr="t" fillcolor="#a0a0a0" stroked="f"/>
         </w:pict>
       </w:r>
     </w:p>
@@ -13107,8 +12865,8 @@
         <w:rPr>
           <w:noProof/>
         </w:rPr>
-        <w:pict w14:anchorId="6C081123">
-          <v:rect id="_x0000_i1102" alt="" style="width:451.3pt;height:.05pt;mso-width-percent:0;mso-height-percent:0;mso-width-percent:0;mso-height-percent:0" o:hralign="center" o:hrstd="t" o:hr="t" fillcolor="#a0a0a0" stroked="f"/>
+        <w:pict w14:anchorId="047885A5">
+          <v:rect id="_x0000_i1039" alt="" style="width:451.3pt;height:.05pt;mso-width-percent:0;mso-height-percent:0;mso-width-percent:0;mso-height-percent:0" o:hralign="center" o:hrstd="t" o:hr="t" fillcolor="#a0a0a0" stroked="f"/>
         </w:pict>
       </w:r>
     </w:p>
@@ -13347,7 +13105,7 @@
           <w:noProof/>
         </w:rPr>
         <w:drawing>
-          <wp:inline distT="0" distB="0" distL="0" distR="0" wp14:anchorId="522F6DE9" wp14:editId="091F3FB5">
+          <wp:inline distT="0" distB="0" distL="0" distR="0" wp14:anchorId="522F6DE9" wp14:editId="0D7FA004">
             <wp:extent cx="6000206" cy="5860493"/>
             <wp:effectExtent l="0" t="0" r="0" b="0"/>
             <wp:docPr id="910914313" name="Рисунок 7"/>
@@ -13429,7 +13187,7 @@
           <w:noProof/>
         </w:rPr>
         <w:drawing>
-          <wp:inline distT="0" distB="0" distL="0" distR="0" wp14:anchorId="3E8E0A92" wp14:editId="1295E25E">
+          <wp:inline distT="0" distB="0" distL="0" distR="0" wp14:anchorId="3E8E0A92" wp14:editId="0C0DEE67">
             <wp:extent cx="5940425" cy="3960495"/>
             <wp:effectExtent l="0" t="0" r="3175" b="1905"/>
             <wp:docPr id="807819060" name="Рисунок 8"/>
@@ -13647,8 +13405,8 @@
         <w:rPr>
           <w:noProof/>
         </w:rPr>
-        <w:pict w14:anchorId="329BD16A">
-          <v:rect id="_x0000_i1101" alt="" style="width:451.3pt;height:.05pt;mso-width-percent:0;mso-height-percent:0;mso-width-percent:0;mso-height-percent:0" o:hralign="center" o:hrstd="t" o:hr="t" fillcolor="#a0a0a0" stroked="f"/>
+        <w:pict w14:anchorId="0C54B808">
+          <v:rect id="_x0000_i1038" alt="" style="width:451.3pt;height:.05pt;mso-width-percent:0;mso-height-percent:0;mso-width-percent:0;mso-height-percent:0" o:hralign="center" o:hrstd="t" o:hr="t" fillcolor="#a0a0a0" stroked="f"/>
         </w:pict>
       </w:r>
     </w:p>
@@ -14249,7 +14007,24 @@
           <w:sz w:val="24"/>
           <w:szCs w:val="24"/>
         </w:rPr>
-        <w:t>The model trained from scratch achieves only ~51% accuracy, far below the pretrained models. This demonstrates the power of transfer learning: even a large dataset like Oxford Pets (7349 images) is insufficient to train a competitive CNN from random initialization. Pretrained features provide a massive head start.</w:t>
+        <w:t xml:space="preserve">The model trained from scratch achieves only </w:t>
+      </w:r>
+      <w:r>
+        <w:rPr>
+          <w:rFonts w:ascii="Times New Roman" w:hAnsi="Times New Roman" w:cs="Times New Roman"/>
+          <w:sz w:val="24"/>
+          <w:szCs w:val="24"/>
+          <w:lang w:val="en-US"/>
+        </w:rPr>
+        <w:t>18</w:t>
+      </w:r>
+      <w:r>
+        <w:rPr>
+          <w:rFonts w:ascii="Times New Roman" w:hAnsi="Times New Roman" w:cs="Times New Roman"/>
+          <w:sz w:val="24"/>
+          <w:szCs w:val="24"/>
+        </w:rPr>
+        <w:t>% accuracy, far below the pretrained models. This demonstrates the power of transfer learning: even a large dataset like Oxford Pets (7349 images) is insufficient to train a competitive CNN from random initialization. Pretrained features provide a massive head start.</w:t>
       </w:r>
     </w:p>
     <w:p>
@@ -14280,8 +14055,8 @@
         <w:rPr>
           <w:noProof/>
         </w:rPr>
-        <w:pict w14:anchorId="63376D3F">
-          <v:rect id="_x0000_i1100" alt="" style="width:451.3pt;height:.05pt;mso-width-percent:0;mso-height-percent:0;mso-width-percent:0;mso-height-percent:0" o:hralign="center" o:hrstd="t" o:hr="t" fillcolor="#a0a0a0" stroked="f"/>
+        <w:pict w14:anchorId="3E74E852">
+          <v:rect id="_x0000_i1037" alt="" style="width:451.3pt;height:.05pt;mso-width-percent:0;mso-height-percent:0;mso-width-percent:0;mso-height-percent:0" o:hralign="center" o:hrstd="t" o:hr="t" fillcolor="#a0a0a0" stroked="f"/>
         </w:pict>
       </w:r>
     </w:p>
@@ -17951,8 +17726,8 @@
         <w:rPr>
           <w:noProof/>
         </w:rPr>
-        <w:pict w14:anchorId="4FDBE2C0">
-          <v:rect id="_x0000_i1099" alt="" style="width:451.3pt;height:.05pt;mso-width-percent:0;mso-height-percent:0;mso-width-percent:0;mso-height-percent:0" o:hralign="center" o:hrstd="t" o:hr="t" fillcolor="#a0a0a0" stroked="f"/>
+        <w:pict w14:anchorId="35196947">
+          <v:rect id="_x0000_i1036" alt="" style="width:451.3pt;height:.05pt;mso-width-percent:0;mso-height-percent:0;mso-width-percent:0;mso-height-percent:0" o:hralign="center" o:hrstd="t" o:hr="t" fillcolor="#a0a0a0" stroked="f"/>
         </w:pict>
       </w:r>
     </w:p>
@@ -18564,8 +18339,8 @@
         <w:rPr>
           <w:noProof/>
         </w:rPr>
-        <w:pict w14:anchorId="25F16189">
-          <v:rect id="_x0000_i1098" alt="" style="width:451.3pt;height:.05pt;mso-width-percent:0;mso-height-percent:0;mso-width-percent:0;mso-height-percent:0" o:hralign="center" o:hrstd="t" o:hr="t" fillcolor="#a0a0a0" stroked="f"/>
+        <w:pict w14:anchorId="0E2FB9B8">
+          <v:rect id="_x0000_i1035" alt="" style="width:451.3pt;height:.05pt;mso-width-percent:0;mso-height-percent:0;mso-width-percent:0;mso-height-percent:0" o:hralign="center" o:hrstd="t" o:hr="t" fillcolor="#a0a0a0" stroked="f"/>
         </w:pict>
       </w:r>
     </w:p>
@@ -35220,6 +34995,22 @@
 </file>
 
 <file path=customXml/item1.xml><?xml version="1.0" encoding="utf-8"?>
+<p:properties xmlns:p="http://schemas.microsoft.com/office/2006/metadata/properties" xmlns:xsi="http://www.w3.org/2001/XMLSchema-instance" xmlns:pc="http://schemas.microsoft.com/office/infopath/2007/PartnerControls">
+  <documentManagement>
+    <TaxCatchAll xmlns="00dcc6ed-9ad5-415b-91a8-f09ba72d47b6" xsi:nil="true"/>
+    <ReferenceId xmlns="80f4c5f9-9b5b-436c-8a2f-41d0f2dbd03e" xsi:nil="true"/>
+    <lcf76f155ced4ddcb4097134ff3c332f xmlns="80f4c5f9-9b5b-436c-8a2f-41d0f2dbd03e">
+      <Terms xmlns="http://schemas.microsoft.com/office/infopath/2007/PartnerControls"/>
+    </lcf76f155ced4ddcb4097134ff3c332f>
+  </documentManagement>
+</p:properties>
+</file>
+
+<file path=customXml/item2.xml><?xml version="1.0" encoding="utf-8"?>
+<b:Sources xmlns:b="http://schemas.openxmlformats.org/officeDocument/2006/bibliography" xmlns="http://schemas.openxmlformats.org/officeDocument/2006/bibliography" SelectedStyle="/APASixthEditionOfficeOnline.xsl" StyleName="APA" Version="6"/>
+</file>
+
+<file path=customXml/item3.xml><?xml version="1.0" encoding="utf-8"?>
 <ct:contentTypeSchema xmlns:ct="http://schemas.microsoft.com/office/2006/metadata/contentType" xmlns:ma="http://schemas.microsoft.com/office/2006/metadata/properties/metaAttributes" ct:_="" ma:_="" ma:contentTypeName="Документ" ma:contentTypeID="0x010100DE241B3E1915DC498C3D91E1B60EEB35" ma:contentTypeVersion="11" ma:contentTypeDescription="Создание документа." ma:contentTypeScope="" ma:versionID="76522592becb8970ede4f3a5129373d1">
   <xsd:schema xmlns:xsd="http://www.w3.org/2001/XMLSchema" xmlns:xs="http://www.w3.org/2001/XMLSchema" xmlns:p="http://schemas.microsoft.com/office/2006/metadata/properties" xmlns:ns2="80f4c5f9-9b5b-436c-8a2f-41d0f2dbd03e" xmlns:ns3="00dcc6ed-9ad5-415b-91a8-f09ba72d47b6" targetNamespace="http://schemas.microsoft.com/office/2006/metadata/properties" ma:root="true" ma:fieldsID="147538d5478783547555e3d891323e3a" ns2:_="" ns3:_="">
     <xsd:import namespace="80f4c5f9-9b5b-436c-8a2f-41d0f2dbd03e"/>
@@ -35414,7 +35205,7 @@
 </ct:contentTypeSchema>
 </file>
 
-<file path=customXml/item2.xml><?xml version="1.0" encoding="utf-8"?>
+<file path=customXml/item4.xml><?xml version="1.0" encoding="utf-8"?>
 <?mso-contentType ?>
 <FormTemplates xmlns="http://schemas.microsoft.com/sharepoint/v3/contenttype/forms">
   <Display>DocumentLibraryForm</Display>
@@ -35423,23 +35214,26 @@
 </FormTemplates>
 </file>
 
-<file path=customXml/item3.xml><?xml version="1.0" encoding="utf-8"?>
-<p:properties xmlns:p="http://schemas.microsoft.com/office/2006/metadata/properties" xmlns:xsi="http://www.w3.org/2001/XMLSchema-instance" xmlns:pc="http://schemas.microsoft.com/office/infopath/2007/PartnerControls">
-  <documentManagement>
-    <TaxCatchAll xmlns="00dcc6ed-9ad5-415b-91a8-f09ba72d47b6" xsi:nil="true"/>
-    <ReferenceId xmlns="80f4c5f9-9b5b-436c-8a2f-41d0f2dbd03e" xsi:nil="true"/>
-    <lcf76f155ced4ddcb4097134ff3c332f xmlns="80f4c5f9-9b5b-436c-8a2f-41d0f2dbd03e">
-      <Terms xmlns="http://schemas.microsoft.com/office/infopath/2007/PartnerControls"/>
-    </lcf76f155ced4ddcb4097134ff3c332f>
-  </documentManagement>
-</p:properties>
+<file path=customXml/itemProps1.xml><?xml version="1.0" encoding="utf-8"?>
+<ds:datastoreItem xmlns:ds="http://schemas.openxmlformats.org/officeDocument/2006/customXml" ds:itemID="{00703EF1-AA07-4A1D-AC84-001662851889}">
+  <ds:schemaRefs>
+    <ds:schemaRef ds:uri="http://schemas.microsoft.com/office/2006/metadata/properties"/>
+    <ds:schemaRef ds:uri="http://schemas.microsoft.com/office/infopath/2007/PartnerControls"/>
+    <ds:schemaRef ds:uri="00dcc6ed-9ad5-415b-91a8-f09ba72d47b6"/>
+    <ds:schemaRef ds:uri="80f4c5f9-9b5b-436c-8a2f-41d0f2dbd03e"/>
+  </ds:schemaRefs>
+</ds:datastoreItem>
 </file>
 
-<file path=customXml/item4.xml><?xml version="1.0" encoding="utf-8"?>
-<b:Sources xmlns:b="http://schemas.openxmlformats.org/officeDocument/2006/bibliography" xmlns="http://schemas.openxmlformats.org/officeDocument/2006/bibliography" SelectedStyle="/APASixthEditionOfficeOnline.xsl" StyleName="APA" Version="6"/>
+<file path=customXml/itemProps2.xml><?xml version="1.0" encoding="utf-8"?>
+<ds:datastoreItem xmlns:ds="http://schemas.openxmlformats.org/officeDocument/2006/customXml" ds:itemID="{81427185-0CCB-FF4A-80B8-2E1D7321EAFC}">
+  <ds:schemaRefs>
+    <ds:schemaRef ds:uri="http://schemas.openxmlformats.org/officeDocument/2006/bibliography"/>
+  </ds:schemaRefs>
+</ds:datastoreItem>
 </file>
 
-<file path=customXml/itemProps1.xml><?xml version="1.0" encoding="utf-8"?>
+<file path=customXml/itemProps3.xml><?xml version="1.0" encoding="utf-8"?>
 <ds:datastoreItem xmlns:ds="http://schemas.openxmlformats.org/officeDocument/2006/customXml" ds:itemID="{D3694F2B-A1A7-4AAC-B3CC-C32620ED4F1B}">
   <ds:schemaRefs>
     <ds:schemaRef ds:uri="http://schemas.microsoft.com/office/2006/metadata/contentType"/>
@@ -35458,29 +35252,10 @@
 </ds:datastoreItem>
 </file>
 
-<file path=customXml/itemProps2.xml><?xml version="1.0" encoding="utf-8"?>
+<file path=customXml/itemProps4.xml><?xml version="1.0" encoding="utf-8"?>
 <ds:datastoreItem xmlns:ds="http://schemas.openxmlformats.org/officeDocument/2006/customXml" ds:itemID="{4396DC8F-2F98-456A-95AF-81129B59EB4D}">
   <ds:schemaRefs>
     <ds:schemaRef ds:uri="http://schemas.microsoft.com/sharepoint/v3/contenttype/forms"/>
   </ds:schemaRefs>
 </ds:datastoreItem>
-</file>
-
-<file path=customXml/itemProps3.xml><?xml version="1.0" encoding="utf-8"?>
-<ds:datastoreItem xmlns:ds="http://schemas.openxmlformats.org/officeDocument/2006/customXml" ds:itemID="{00703EF1-AA07-4A1D-AC84-001662851889}">
-  <ds:schemaRefs>
-    <ds:schemaRef ds:uri="http://schemas.microsoft.com/office/2006/metadata/properties"/>
-    <ds:schemaRef ds:uri="http://schemas.microsoft.com/office/infopath/2007/PartnerControls"/>
-    <ds:schemaRef ds:uri="00dcc6ed-9ad5-415b-91a8-f09ba72d47b6"/>
-    <ds:schemaRef ds:uri="80f4c5f9-9b5b-436c-8a2f-41d0f2dbd03e"/>
-  </ds:schemaRefs>
-</ds:datastoreItem>
-</file>
-
-<file path=customXml/itemProps4.xml><?xml version="1.0" encoding="utf-8"?>
-<ds:datastoreItem xmlns:ds="http://schemas.openxmlformats.org/officeDocument/2006/customXml" ds:itemID="{81427185-0CCB-FF4A-80B8-2E1D7321EAFC}">
-  <ds:schemaRefs>
-    <ds:schemaRef ds:uri="http://schemas.openxmlformats.org/officeDocument/2006/bibliography"/>
-  </ds:schemaRefs>
-</ds:datastoreItem>
 </file>